--- a/rus/docx/42.content.docx
+++ b/rus/docx/42.content.docx
@@ -56578,19 +56578,7 @@
         <w:rPr>
           <w:lang w:val="ru_RU" w:bidi="ru_RU"/>
         </w:rPr>
-        <w:t xml:space="preserve"> см. тематическую статью «</w:t>
-      </w:r>
-      <w:r>
-        <w:rPr>
-          <w:lang w:val="ru_RU" w:bidi="ru_RU"/>
-        </w:rPr>
-        <w:t>Пир Христа</w:t>
-      </w:r>
-      <w:r>
-        <w:rPr>
-          <w:lang w:val="ru_RU" w:bidi="ru_RU"/>
-        </w:rPr>
-        <w:t>».</w:t>
+        <w:t xml:space="preserve"> см. тематическую статью «Пир Христа».</w:t>
       </w:r>
       <w:r>
         <w:rPr>
